--- a/Сухарев_Решение 2_4 задачи_с_кодом.docx
+++ b/Сухарев_Решение 2_4 задачи_с_кодом.docx
@@ -263,6 +263,11 @@
     </w:p>
     <w:p/>
     <w:p>
+      <w:pPr>
+        <w:rPr>
+          <w:lang w:val="en-US"/>
+        </w:rPr>
+      </w:pPr>
       <w:r>
         <w:rPr>
           <w:rStyle w:val="t"/>
@@ -2694,39 +2699,976 @@
         <w:rPr>
           <w:lang w:val="en-US"/>
         </w:rPr>
-        <w:t>factorize_</w:t>
-      </w:r>
-      <w:proofErr w:type="gramStart"/>
-      <w:r>
-        <w:rPr>
-          <w:lang w:val="en-US"/>
-        </w:rPr>
-        <w:t>semiprime</w:t>
-      </w:r>
-      <w:proofErr w:type="spellEnd"/>
-      <w:r>
-        <w:rPr>
-          <w:lang w:val="en-US"/>
-        </w:rPr>
+        <w:t>factorize_semiprime</w:t>
+      </w:r>
+      <w:proofErr w:type="spellEnd"/>
+      <w:r>
+        <w:rPr>
+          <w:lang w:val="en-US"/>
+        </w:rPr>
+        <w:t>(n: int):</w:t>
+      </w:r>
+    </w:p>
+    <w:p>
+      <w:r>
+        <w:rPr>
+          <w:lang w:val="en-US"/>
+        </w:rPr>
+        <w:t xml:space="preserve">    </w:t>
+      </w:r>
+      <w:r>
+        <w:t>"""Ищет делители n = p * q простым перебором."""</w:t>
+      </w:r>
+    </w:p>
+    <w:p>
+      <w:pPr>
+        <w:rPr>
+          <w:lang w:val="en-US"/>
+        </w:rPr>
+      </w:pPr>
+      <w:r>
+        <w:t xml:space="preserve">    </w:t>
+      </w:r>
+      <w:r>
+        <w:rPr>
+          <w:lang w:val="en-US"/>
+        </w:rPr>
+        <w:t>for p in range(2, int(n**0.5) + 1):</w:t>
+      </w:r>
+    </w:p>
+    <w:p>
+      <w:pPr>
+        <w:rPr>
+          <w:lang w:val="en-US"/>
+        </w:rPr>
+      </w:pPr>
+      <w:r>
+        <w:rPr>
+          <w:lang w:val="en-US"/>
+        </w:rPr>
+        <w:t xml:space="preserve">        if n % p == 0:</w:t>
+      </w:r>
+    </w:p>
+    <w:p>
+      <w:pPr>
+        <w:rPr>
+          <w:lang w:val="en-US"/>
+        </w:rPr>
+      </w:pPr>
+      <w:r>
+        <w:rPr>
+          <w:lang w:val="en-US"/>
+        </w:rPr>
+        <w:t xml:space="preserve">            q = n // p</w:t>
+      </w:r>
+    </w:p>
+    <w:p>
+      <w:pPr>
+        <w:rPr>
+          <w:lang w:val="en-US"/>
+        </w:rPr>
+      </w:pPr>
+      <w:r>
+        <w:rPr>
+          <w:lang w:val="en-US"/>
+        </w:rPr>
+        <w:t xml:space="preserve">            return p, q</w:t>
+      </w:r>
+    </w:p>
+    <w:p>
+      <w:r>
+        <w:rPr>
+          <w:lang w:val="en-US"/>
+        </w:rPr>
+        <w:t xml:space="preserve">    </w:t>
+      </w:r>
+      <w:proofErr w:type="spellStart"/>
+      <w:r>
+        <w:t>raise</w:t>
+      </w:r>
+      <w:proofErr w:type="spellEnd"/>
+      <w:r>
+        <w:t xml:space="preserve"> </w:t>
+      </w:r>
+      <w:proofErr w:type="spellStart"/>
+      <w:r>
+        <w:t>ValueError</w:t>
+      </w:r>
+      <w:proofErr w:type="spellEnd"/>
+      <w:r>
+        <w:t>("Не удалось разложить n на два множителя")</w:t>
+      </w:r>
+    </w:p>
+    <w:p/>
+    <w:p/>
+    <w:p>
+      <w:pPr>
+        <w:rPr>
+          <w:lang w:val="en-US"/>
+        </w:rPr>
+      </w:pPr>
+      <w:r>
+        <w:rPr>
+          <w:lang w:val="en-US"/>
+        </w:rPr>
+        <w:t xml:space="preserve">def </w:t>
+      </w:r>
+      <w:proofErr w:type="spellStart"/>
+      <w:r>
+        <w:rPr>
+          <w:lang w:val="en-US"/>
+        </w:rPr>
+        <w:t>egcd</w:t>
+      </w:r>
+      <w:proofErr w:type="spellEnd"/>
+      <w:r>
+        <w:rPr>
+          <w:lang w:val="en-US"/>
+        </w:rPr>
+        <w:t>(a: int, b: int):</w:t>
+      </w:r>
+    </w:p>
+    <w:p>
+      <w:r>
+        <w:rPr>
+          <w:lang w:val="en-US"/>
+        </w:rPr>
+        <w:t xml:space="preserve">    </w:t>
+      </w:r>
+      <w:r>
+        <w:t>"""Расширенный алгоритм Евклида."""</w:t>
+      </w:r>
+    </w:p>
+    <w:p>
+      <w:r>
+        <w:t xml:space="preserve">    </w:t>
+      </w:r>
+      <w:proofErr w:type="spellStart"/>
+      <w:r>
+        <w:t>if</w:t>
+      </w:r>
+      <w:proofErr w:type="spellEnd"/>
+      <w:r>
+        <w:t xml:space="preserve"> b == 0:</w:t>
+      </w:r>
+    </w:p>
+    <w:p>
+      <w:pPr>
+        <w:rPr>
+          <w:lang w:val="en-US"/>
+        </w:rPr>
+      </w:pPr>
+      <w:r>
+        <w:t xml:space="preserve">        </w:t>
+      </w:r>
+      <w:r>
+        <w:rPr>
+          <w:lang w:val="en-US"/>
+        </w:rPr>
+        <w:t>return a, 1, 0</w:t>
+      </w:r>
+    </w:p>
+    <w:p>
+      <w:pPr>
+        <w:rPr>
+          <w:lang w:val="en-US"/>
+        </w:rPr>
+      </w:pPr>
+      <w:r>
+        <w:rPr>
+          <w:lang w:val="en-US"/>
+        </w:rPr>
+        <w:t xml:space="preserve">    g, x1, y1 = </w:t>
+      </w:r>
+      <w:proofErr w:type="spellStart"/>
+      <w:r>
+        <w:rPr>
+          <w:lang w:val="en-US"/>
+        </w:rPr>
+        <w:t>egcd</w:t>
+      </w:r>
+      <w:proofErr w:type="spellEnd"/>
+      <w:r>
+        <w:rPr>
+          <w:lang w:val="en-US"/>
+        </w:rPr>
+        <w:t>(b, a % b)</w:t>
+      </w:r>
+    </w:p>
+    <w:p>
+      <w:pPr>
+        <w:rPr>
+          <w:lang w:val="en-US"/>
+        </w:rPr>
+      </w:pPr>
+      <w:r>
+        <w:rPr>
+          <w:lang w:val="en-US"/>
+        </w:rPr>
+        <w:t xml:space="preserve">    x = y1</w:t>
+      </w:r>
+    </w:p>
+    <w:p>
+      <w:pPr>
+        <w:rPr>
+          <w:lang w:val="en-US"/>
+        </w:rPr>
+      </w:pPr>
+      <w:r>
+        <w:rPr>
+          <w:lang w:val="en-US"/>
+        </w:rPr>
+        <w:t xml:space="preserve">    y = x1 - (a // b) * y1</w:t>
+      </w:r>
+    </w:p>
+    <w:p>
+      <w:pPr>
+        <w:rPr>
+          <w:lang w:val="en-US"/>
+        </w:rPr>
+      </w:pPr>
+      <w:r>
+        <w:rPr>
+          <w:lang w:val="en-US"/>
+        </w:rPr>
+        <w:t xml:space="preserve">    return g, x, y</w:t>
+      </w:r>
+    </w:p>
+    <w:p>
+      <w:pPr>
+        <w:rPr>
+          <w:lang w:val="en-US"/>
+        </w:rPr>
+      </w:pPr>
+    </w:p>
+    <w:p>
+      <w:pPr>
+        <w:rPr>
+          <w:lang w:val="en-US"/>
+        </w:rPr>
+      </w:pPr>
+    </w:p>
+    <w:p>
+      <w:pPr>
+        <w:rPr>
+          <w:lang w:val="en-US"/>
+        </w:rPr>
+      </w:pPr>
+      <w:r>
+        <w:rPr>
+          <w:lang w:val="en-US"/>
+        </w:rPr>
+        <w:t xml:space="preserve">def </w:t>
+      </w:r>
+      <w:proofErr w:type="spellStart"/>
+      <w:r>
+        <w:rPr>
+          <w:lang w:val="en-US"/>
+        </w:rPr>
+        <w:t>mod_inverse</w:t>
+      </w:r>
+      <w:proofErr w:type="spellEnd"/>
+      <w:r>
+        <w:rPr>
+          <w:lang w:val="en-US"/>
+        </w:rPr>
+        <w:t>(a: int, m: int) -&gt; int:</w:t>
+      </w:r>
+    </w:p>
+    <w:p>
+      <w:r>
+        <w:rPr>
+          <w:lang w:val="en-US"/>
+        </w:rPr>
+        <w:t xml:space="preserve">    </w:t>
+      </w:r>
+      <w:r>
+        <w:t xml:space="preserve">"""Находит обратный элемент a^(-1) </w:t>
+      </w:r>
+      <w:proofErr w:type="spellStart"/>
+      <w:r>
+        <w:t>mod</w:t>
+      </w:r>
+      <w:proofErr w:type="spellEnd"/>
+      <w:r>
+        <w:t xml:space="preserve"> m."""</w:t>
+      </w:r>
+    </w:p>
+    <w:p>
+      <w:pPr>
+        <w:rPr>
+          <w:lang w:val="en-US"/>
+        </w:rPr>
+      </w:pPr>
+      <w:r>
+        <w:t xml:space="preserve">    </w:t>
+      </w:r>
+      <w:r>
+        <w:rPr>
+          <w:lang w:val="en-US"/>
+        </w:rPr>
+        <w:t xml:space="preserve">g, x, _ = </w:t>
+      </w:r>
+      <w:proofErr w:type="spellStart"/>
+      <w:r>
+        <w:rPr>
+          <w:lang w:val="en-US"/>
+        </w:rPr>
+        <w:t>egcd</w:t>
+      </w:r>
+      <w:proofErr w:type="spellEnd"/>
+      <w:r>
+        <w:rPr>
+          <w:lang w:val="en-US"/>
+        </w:rPr>
+        <w:t>(a, m)</w:t>
+      </w:r>
+    </w:p>
+    <w:p>
+      <w:pPr>
+        <w:rPr>
+          <w:lang w:val="en-US"/>
+        </w:rPr>
+      </w:pPr>
+      <w:r>
+        <w:rPr>
+          <w:lang w:val="en-US"/>
+        </w:rPr>
+        <w:t xml:space="preserve">    if g != 1:</w:t>
+      </w:r>
+    </w:p>
+    <w:p>
+      <w:r>
+        <w:rPr>
+          <w:lang w:val="en-US"/>
+        </w:rPr>
+        <w:t xml:space="preserve">        </w:t>
+      </w:r>
+      <w:proofErr w:type="spellStart"/>
+      <w:r>
+        <w:t>raise</w:t>
+      </w:r>
+      <w:proofErr w:type="spellEnd"/>
+      <w:r>
+        <w:t xml:space="preserve"> </w:t>
+      </w:r>
+      <w:proofErr w:type="spellStart"/>
+      <w:r>
+        <w:t>ValueError</w:t>
+      </w:r>
+      <w:proofErr w:type="spellEnd"/>
+      <w:r>
+        <w:t>("Обратного элемента не существует")</w:t>
+      </w:r>
+    </w:p>
+    <w:p>
+      <w:r>
+        <w:t xml:space="preserve">    </w:t>
+      </w:r>
+      <w:proofErr w:type="spellStart"/>
+      <w:r>
+        <w:t>return</w:t>
+      </w:r>
+      <w:proofErr w:type="spellEnd"/>
+      <w:r>
+        <w:t xml:space="preserve"> x % m</w:t>
+      </w:r>
+    </w:p>
+    <w:p/>
+    <w:p>
+      <w:r>
+        <w:t># Данные из условия</w:t>
+      </w:r>
+    </w:p>
+    <w:p>
+      <w:pPr>
+        <w:rPr>
+          <w:lang w:val="en-US"/>
+        </w:rPr>
+      </w:pPr>
+      <w:r>
+        <w:rPr>
+          <w:lang w:val="en-US"/>
+        </w:rPr>
+        <w:t>n = 6319</w:t>
+      </w:r>
+    </w:p>
+    <w:p>
+      <w:pPr>
+        <w:rPr>
+          <w:lang w:val="en-US"/>
+        </w:rPr>
+      </w:pPr>
+      <w:r>
+        <w:rPr>
+          <w:lang w:val="en-US"/>
+        </w:rPr>
+        <w:t>e = 117</w:t>
+      </w:r>
+    </w:p>
+    <w:p>
+      <w:pPr>
+        <w:rPr>
+          <w:lang w:val="en-US"/>
+        </w:rPr>
+      </w:pPr>
+      <w:r>
+        <w:rPr>
+          <w:lang w:val="en-US"/>
+        </w:rPr>
+        <w:t>c = 6316</w:t>
+      </w:r>
+    </w:p>
+    <w:p>
+      <w:pPr>
+        <w:rPr>
+          <w:lang w:val="en-US"/>
+        </w:rPr>
+      </w:pPr>
+    </w:p>
+    <w:p>
+      <w:pPr>
+        <w:rPr>
+          <w:lang w:val="en-US"/>
+        </w:rPr>
+      </w:pPr>
+      <w:r>
+        <w:rPr>
+          <w:lang w:val="en-US"/>
+        </w:rPr>
+        <w:t xml:space="preserve"># 1. </w:t>
+      </w:r>
+      <w:r>
+        <w:t>Разложение</w:t>
+      </w:r>
+      <w:r>
+        <w:rPr>
+          <w:lang w:val="en-US"/>
+        </w:rPr>
+        <w:t xml:space="preserve"> n</w:t>
+      </w:r>
+    </w:p>
+    <w:p>
+      <w:pPr>
+        <w:rPr>
+          <w:lang w:val="en-US"/>
+        </w:rPr>
+      </w:pPr>
+      <w:r>
+        <w:rPr>
+          <w:lang w:val="en-US"/>
+        </w:rPr>
+        <w:t xml:space="preserve">p, q = </w:t>
+      </w:r>
+      <w:proofErr w:type="spellStart"/>
+      <w:r>
+        <w:rPr>
+          <w:lang w:val="en-US"/>
+        </w:rPr>
+        <w:t>factorize_semiprime</w:t>
+      </w:r>
+      <w:proofErr w:type="spellEnd"/>
+      <w:r>
+        <w:rPr>
+          <w:lang w:val="en-US"/>
+        </w:rPr>
+        <w:t>(n)</w:t>
+      </w:r>
+    </w:p>
+    <w:p>
+      <w:pPr>
+        <w:rPr>
+          <w:lang w:val="en-US"/>
+        </w:rPr>
+      </w:pPr>
+    </w:p>
+    <w:p>
+      <w:r>
+        <w:t># 2. Функция Эйлера</w:t>
+      </w:r>
+    </w:p>
+    <w:p>
+      <w:proofErr w:type="spellStart"/>
+      <w:r>
+        <w:t>phi</w:t>
+      </w:r>
+      <w:proofErr w:type="spellEnd"/>
+      <w:r>
+        <w:t xml:space="preserve"> = (p - 1) * (q - 1)</w:t>
+      </w:r>
+    </w:p>
+    <w:p/>
+    <w:p>
+      <w:r>
+        <w:t># 3. Секретная экспонента</w:t>
+      </w:r>
+    </w:p>
+    <w:p>
+      <w:pPr>
+        <w:rPr>
+          <w:lang w:val="en-US"/>
+        </w:rPr>
+      </w:pPr>
+      <w:r>
+        <w:rPr>
+          <w:lang w:val="en-US"/>
+        </w:rPr>
+        <w:t xml:space="preserve">d = </w:t>
+      </w:r>
+      <w:proofErr w:type="spellStart"/>
+      <w:r>
+        <w:rPr>
+          <w:lang w:val="en-US"/>
+        </w:rPr>
+        <w:t>mod_inverse</w:t>
+      </w:r>
+      <w:proofErr w:type="spellEnd"/>
+      <w:r>
+        <w:rPr>
+          <w:lang w:val="en-US"/>
+        </w:rPr>
+        <w:t>(e, phi)</w:t>
+      </w:r>
+    </w:p>
+    <w:p>
+      <w:pPr>
+        <w:rPr>
+          <w:lang w:val="en-US"/>
+        </w:rPr>
+      </w:pPr>
+    </w:p>
+    <w:p>
+      <w:r>
+        <w:t># 4. Расшифрование</w:t>
+      </w:r>
+    </w:p>
+    <w:p>
+      <w:r>
+        <w:t xml:space="preserve">m = </w:t>
+      </w:r>
+      <w:proofErr w:type="spellStart"/>
+      <w:r>
+        <w:t>pow</w:t>
+      </w:r>
+      <w:proofErr w:type="spellEnd"/>
+      <w:r>
+        <w:t>(c, d, n)</w:t>
+      </w:r>
+    </w:p>
+    <w:p/>
+    <w:p>
+      <w:r>
+        <w:t># Вывод</w:t>
+      </w:r>
+    </w:p>
+    <w:p>
+      <w:pPr>
+        <w:rPr>
+          <w:lang w:val="en-US"/>
+        </w:rPr>
+      </w:pPr>
+      <w:r>
+        <w:rPr>
+          <w:lang w:val="en-US"/>
+        </w:rPr>
+        <w:t>print(</w:t>
+      </w:r>
+      <w:proofErr w:type="spellStart"/>
+      <w:r>
+        <w:rPr>
+          <w:lang w:val="en-US"/>
+        </w:rPr>
+        <w:t>f"p</w:t>
+      </w:r>
+      <w:proofErr w:type="spellEnd"/>
+      <w:r>
+        <w:rPr>
+          <w:lang w:val="en-US"/>
+        </w:rPr>
+        <w:t xml:space="preserve"> = {p}, q = {q}")</w:t>
+      </w:r>
+    </w:p>
+    <w:p>
+      <w:pPr>
+        <w:rPr>
+          <w:lang w:val="en-US"/>
+        </w:rPr>
+      </w:pPr>
+      <w:r>
+        <w:rPr>
+          <w:lang w:val="en-US"/>
+        </w:rPr>
+        <w:t>print(</w:t>
+      </w:r>
+      <w:proofErr w:type="spellStart"/>
+      <w:r>
+        <w:rPr>
+          <w:lang w:val="en-US"/>
+        </w:rPr>
+        <w:t>f"phi</w:t>
+      </w:r>
+      <w:proofErr w:type="spellEnd"/>
+      <w:r>
+        <w:rPr>
+          <w:lang w:val="en-US"/>
+        </w:rPr>
+        <w:t>(n) = {phi}")</w:t>
+      </w:r>
+    </w:p>
+    <w:p>
+      <w:proofErr w:type="spellStart"/>
+      <w:r>
+        <w:t>print</w:t>
+      </w:r>
+      <w:proofErr w:type="spellEnd"/>
+      <w:r>
         <w:t>(</w:t>
       </w:r>
-      <w:proofErr w:type="gramEnd"/>
-      <w:r>
-        <w:rPr>
-          <w:lang w:val="en-US"/>
-        </w:rPr>
-        <w:t>n: int):</w:t>
-      </w:r>
-    </w:p>
-    <w:p>
-      <w:r>
-        <w:rPr>
-          <w:lang w:val="en-US"/>
-        </w:rPr>
+      <w:proofErr w:type="spellStart"/>
+      <w:r>
+        <w:t>f"d</w:t>
+      </w:r>
+      <w:proofErr w:type="spellEnd"/>
+      <w:r>
+        <w:t xml:space="preserve"> = {d}")</w:t>
+      </w:r>
+    </w:p>
+    <w:p>
+      <w:proofErr w:type="spellStart"/>
+      <w:r>
+        <w:t>print</w:t>
+      </w:r>
+      <w:proofErr w:type="spellEnd"/>
+      <w:r>
+        <w:t>(</w:t>
+      </w:r>
+      <w:proofErr w:type="spellStart"/>
+      <w:r>
+        <w:t>f"Расшифрованное</w:t>
+      </w:r>
+      <w:proofErr w:type="spellEnd"/>
+      <w:r>
+        <w:t xml:space="preserve"> сообщение m = {m:04d}")</w:t>
+      </w:r>
+    </w:p>
+    <w:p>
+      <w:r>
+        <w:lastRenderedPageBreak/>
+        <w:t>Задача 1 и код решения:</w:t>
+      </w:r>
+    </w:p>
+    <w:p/>
+    <w:p>
+      <w:r>
+        <w:drawing>
+          <wp:inline distT="0" distB="0" distL="0" distR="0" wp14:anchorId="61D64286" wp14:editId="15657B6F">
+            <wp:extent cx="3098165" cy="1567180"/>
+            <wp:effectExtent l="0" t="0" r="6985" b="0"/>
+            <wp:docPr id="4" name="Рисунок 4"/>
+            <wp:cNvGraphicFramePr>
+              <a:graphicFrameLocks xmlns:a="http://schemas.openxmlformats.org/drawingml/2006/main" noChangeAspect="1"/>
+            </wp:cNvGraphicFramePr>
+            <a:graphic xmlns:a="http://schemas.openxmlformats.org/drawingml/2006/main">
+              <a:graphicData uri="http://schemas.openxmlformats.org/drawingml/2006/picture">
+                <pic:pic xmlns:pic="http://schemas.openxmlformats.org/drawingml/2006/picture">
+                  <pic:nvPicPr>
+                    <pic:cNvPr id="1" name=""/>
+                    <pic:cNvPicPr/>
+                  </pic:nvPicPr>
+                  <pic:blipFill>
+                    <a:blip r:embed="rId7"/>
+                    <a:stretch>
+                      <a:fillRect/>
+                    </a:stretch>
+                  </pic:blipFill>
+                  <pic:spPr>
+                    <a:xfrm>
+                      <a:off x="0" y="0"/>
+                      <a:ext cx="3098165" cy="1567180"/>
+                    </a:xfrm>
+                    <a:prstGeom prst="rect">
+                      <a:avLst/>
+                    </a:prstGeom>
+                  </pic:spPr>
+                </pic:pic>
+              </a:graphicData>
+            </a:graphic>
+          </wp:inline>
+        </w:drawing>
+      </w:r>
+      <w:r>
+        <w:drawing>
+          <wp:inline distT="0" distB="0" distL="0" distR="0" wp14:anchorId="37AE1776" wp14:editId="7E21F1B1">
+            <wp:extent cx="3098165" cy="1800225"/>
+            <wp:effectExtent l="0" t="0" r="6985" b="9525"/>
+            <wp:docPr id="5" name="Рисунок 5"/>
+            <wp:cNvGraphicFramePr>
+              <a:graphicFrameLocks xmlns:a="http://schemas.openxmlformats.org/drawingml/2006/main" noChangeAspect="1"/>
+            </wp:cNvGraphicFramePr>
+            <a:graphic xmlns:a="http://schemas.openxmlformats.org/drawingml/2006/main">
+              <a:graphicData uri="http://schemas.openxmlformats.org/drawingml/2006/picture">
+                <pic:pic xmlns:pic="http://schemas.openxmlformats.org/drawingml/2006/picture">
+                  <pic:nvPicPr>
+                    <pic:cNvPr id="1" name=""/>
+                    <pic:cNvPicPr/>
+                  </pic:nvPicPr>
+                  <pic:blipFill>
+                    <a:blip r:embed="rId8"/>
+                    <a:stretch>
+                      <a:fillRect/>
+                    </a:stretch>
+                  </pic:blipFill>
+                  <pic:spPr>
+                    <a:xfrm>
+                      <a:off x="0" y="0"/>
+                      <a:ext cx="3098165" cy="1800225"/>
+                    </a:xfrm>
+                    <a:prstGeom prst="rect">
+                      <a:avLst/>
+                    </a:prstGeom>
+                  </pic:spPr>
+                </pic:pic>
+              </a:graphicData>
+            </a:graphic>
+          </wp:inline>
+        </w:drawing>
+      </w:r>
+      <w:r>
+        <w:drawing>
+          <wp:inline distT="0" distB="0" distL="0" distR="0" wp14:anchorId="265BC102" wp14:editId="1C321F13">
+            <wp:extent cx="3098165" cy="1660525"/>
+            <wp:effectExtent l="0" t="0" r="6985" b="0"/>
+            <wp:docPr id="6" name="Рисунок 6"/>
+            <wp:cNvGraphicFramePr>
+              <a:graphicFrameLocks xmlns:a="http://schemas.openxmlformats.org/drawingml/2006/main" noChangeAspect="1"/>
+            </wp:cNvGraphicFramePr>
+            <a:graphic xmlns:a="http://schemas.openxmlformats.org/drawingml/2006/main">
+              <a:graphicData uri="http://schemas.openxmlformats.org/drawingml/2006/picture">
+                <pic:pic xmlns:pic="http://schemas.openxmlformats.org/drawingml/2006/picture">
+                  <pic:nvPicPr>
+                    <pic:cNvPr id="1" name=""/>
+                    <pic:cNvPicPr/>
+                  </pic:nvPicPr>
+                  <pic:blipFill>
+                    <a:blip r:embed="rId9"/>
+                    <a:stretch>
+                      <a:fillRect/>
+                    </a:stretch>
+                  </pic:blipFill>
+                  <pic:spPr>
+                    <a:xfrm>
+                      <a:off x="0" y="0"/>
+                      <a:ext cx="3098165" cy="1660525"/>
+                    </a:xfrm>
+                    <a:prstGeom prst="rect">
+                      <a:avLst/>
+                    </a:prstGeom>
+                  </pic:spPr>
+                </pic:pic>
+              </a:graphicData>
+            </a:graphic>
+          </wp:inline>
+        </w:drawing>
+      </w:r>
+      <w:r>
+        <w:drawing>
+          <wp:inline distT="0" distB="0" distL="0" distR="0" wp14:anchorId="1A9BDDE5" wp14:editId="53953454">
+            <wp:extent cx="3098165" cy="1491615"/>
+            <wp:effectExtent l="0" t="0" r="6985" b="0"/>
+            <wp:docPr id="7" name="Рисунок 7"/>
+            <wp:cNvGraphicFramePr>
+              <a:graphicFrameLocks xmlns:a="http://schemas.openxmlformats.org/drawingml/2006/main" noChangeAspect="1"/>
+            </wp:cNvGraphicFramePr>
+            <a:graphic xmlns:a="http://schemas.openxmlformats.org/drawingml/2006/main">
+              <a:graphicData uri="http://schemas.openxmlformats.org/drawingml/2006/picture">
+                <pic:pic xmlns:pic="http://schemas.openxmlformats.org/drawingml/2006/picture">
+                  <pic:nvPicPr>
+                    <pic:cNvPr id="1" name=""/>
+                    <pic:cNvPicPr/>
+                  </pic:nvPicPr>
+                  <pic:blipFill>
+                    <a:blip r:embed="rId10"/>
+                    <a:stretch>
+                      <a:fillRect/>
+                    </a:stretch>
+                  </pic:blipFill>
+                  <pic:spPr>
+                    <a:xfrm>
+                      <a:off x="0" y="0"/>
+                      <a:ext cx="3098165" cy="1491615"/>
+                    </a:xfrm>
+                    <a:prstGeom prst="rect">
+                      <a:avLst/>
+                    </a:prstGeom>
+                  </pic:spPr>
+                </pic:pic>
+              </a:graphicData>
+            </a:graphic>
+          </wp:inline>
+        </w:drawing>
+      </w:r>
+    </w:p>
+    <w:p/>
+    <w:p/>
+    <w:p/>
+    <w:p/>
+    <w:p/>
+    <w:p/>
+    <w:p/>
+    <w:p/>
+    <w:p/>
+    <w:p/>
+    <w:p/>
+    <w:p/>
+    <w:p/>
+    <w:p/>
+    <w:p/>
+    <w:p/>
+    <w:p/>
+    <w:p/>
+    <w:p/>
+    <w:p/>
+    <w:p/>
+    <w:p/>
+    <w:p/>
+    <w:p/>
+    <w:p/>
+    <w:p/>
+    <w:p/>
+    <w:p/>
+    <w:p/>
+    <w:p/>
+    <w:p/>
+    <w:p/>
+    <w:p/>
+    <w:p/>
+    <w:p/>
+    <w:p/>
+    <w:p/>
+    <w:p>
+      <w:r>
+        <w:lastRenderedPageBreak/>
+        <w:t xml:space="preserve">Код:  </w:t>
+      </w:r>
+    </w:p>
+    <w:p>
+      <w:r>
+        <w:t># Задача:</w:t>
+      </w:r>
+    </w:p>
+    <w:p>
+      <w:r>
+        <w:t># Найти нетривиальное инвариантное подпространство линейного оператора,</w:t>
+      </w:r>
+    </w:p>
+    <w:p>
+      <w:r>
+        <w:t># заданного матрицей</w:t>
+      </w:r>
+    </w:p>
+    <w:p>
+      <w:r>
+        <w:t>#</w:t>
+      </w:r>
+    </w:p>
+    <w:p>
+      <w:r>
+        <w:t># L = [[1, 0, 0],</w:t>
+      </w:r>
+    </w:p>
+    <w:p>
+      <w:r>
+        <w:t>#      [0, 1, 1],</w:t>
+      </w:r>
+    </w:p>
+    <w:p>
+      <w:r>
+        <w:t>#      [1, 0, 1]]</w:t>
+      </w:r>
+    </w:p>
+    <w:p>
+      <w:r>
+        <w:t>#</w:t>
+      </w:r>
+    </w:p>
+    <w:p>
+      <w:r>
+        <w:t># над полем F_{2^5}.</w:t>
+      </w:r>
+    </w:p>
+    <w:p>
+      <w:r>
+        <w:t>#</w:t>
+      </w:r>
+    </w:p>
+    <w:p>
+      <w:r>
+        <w:t># Мы покажем, что подпространство U = &lt;(0,1,0)^T&gt;</w:t>
+      </w:r>
+    </w:p>
+    <w:p>
+      <w:r>
+        <w:t># инвариантно относительно L.</w:t>
+      </w:r>
+    </w:p>
+    <w:p/>
+    <w:p>
+      <w:proofErr w:type="spellStart"/>
+      <w:r>
+        <w:t>def</w:t>
+      </w:r>
+      <w:proofErr w:type="spellEnd"/>
+      <w:r>
+        <w:t xml:space="preserve"> </w:t>
+      </w:r>
+      <w:proofErr w:type="spellStart"/>
+      <w:r>
+        <w:t>mat_vec_mul</w:t>
+      </w:r>
+      <w:proofErr w:type="spellEnd"/>
+      <w:r>
+        <w:t>(L, v):</w:t>
+      </w:r>
+    </w:p>
+    <w:p>
+      <w:r>
+        <w:t xml:space="preserve">    """</w:t>
+      </w:r>
+    </w:p>
+    <w:p>
+      <w:r>
+        <w:t xml:space="preserve">    Умножение матрицы 3x3 на вектор длины 3.</w:t>
+      </w:r>
+    </w:p>
+    <w:p>
+      <w:r>
+        <w:t xml:space="preserve">    Операции выполняются по </w:t>
+      </w:r>
+      <w:proofErr w:type="spellStart"/>
+      <w:r>
+        <w:t>mod</w:t>
+      </w:r>
+      <w:proofErr w:type="spellEnd"/>
+      <w:r>
+        <w:t xml:space="preserve"> 2.</w:t>
+      </w:r>
+    </w:p>
+    <w:p>
+      <w:r>
+        <w:t xml:space="preserve">    """</w:t>
+      </w:r>
+    </w:p>
+    <w:p>
+      <w:r>
         <w:t xml:space="preserve">    </w:t>
       </w:r>
-      <w:r>
-        <w:t>"""Ищет делители n = p * q простым перебором."""</w:t>
+      <w:proofErr w:type="spellStart"/>
+      <w:r>
+        <w:t>res</w:t>
+      </w:r>
+      <w:proofErr w:type="spellEnd"/>
+      <w:r>
+        <w:t xml:space="preserve"> = []</w:t>
       </w:r>
     </w:p>
     <w:p>
@@ -2742,21 +3684,7 @@
         <w:rPr>
           <w:lang w:val="en-US"/>
         </w:rPr>
-        <w:t xml:space="preserve">for p in </w:t>
-      </w:r>
-      <w:proofErr w:type="gramStart"/>
-      <w:r>
-        <w:rPr>
-          <w:lang w:val="en-US"/>
-        </w:rPr>
-        <w:t>range(</w:t>
-      </w:r>
-      <w:proofErr w:type="gramEnd"/>
-      <w:r>
-        <w:rPr>
-          <w:lang w:val="en-US"/>
-        </w:rPr>
-        <w:t>2, int(n**0.5) + 1):</w:t>
+        <w:t>for row in L:</w:t>
       </w:r>
     </w:p>
     <w:p>
@@ -2769,7 +3697,7 @@
         <w:rPr>
           <w:lang w:val="en-US"/>
         </w:rPr>
-        <w:t xml:space="preserve">        if n % p == 0:</w:t>
+        <w:t xml:space="preserve">        s = 0</w:t>
       </w:r>
     </w:p>
     <w:p>
@@ -2782,9 +3710,119 @@
         <w:rPr>
           <w:lang w:val="en-US"/>
         </w:rPr>
-        <w:t xml:space="preserve">            q = n // p</w:t>
-      </w:r>
-    </w:p>
+        <w:t xml:space="preserve">        for a, b in zip(row, v):</w:t>
+      </w:r>
+    </w:p>
+    <w:p>
+      <w:r>
+        <w:rPr>
+          <w:lang w:val="en-US"/>
+        </w:rPr>
+        <w:t xml:space="preserve">            </w:t>
+      </w:r>
+      <w:r>
+        <w:t>s ^= (a &amp; b)   # сложение в F2 = XOR, умножение = AND</w:t>
+      </w:r>
+    </w:p>
+    <w:p>
+      <w:r>
+        <w:t xml:space="preserve">        </w:t>
+      </w:r>
+      <w:proofErr w:type="spellStart"/>
+      <w:r>
+        <w:t>res.append</w:t>
+      </w:r>
+      <w:proofErr w:type="spellEnd"/>
+      <w:r>
+        <w:t>(s)</w:t>
+      </w:r>
+    </w:p>
+    <w:p>
+      <w:r>
+        <w:t xml:space="preserve">    </w:t>
+      </w:r>
+      <w:proofErr w:type="spellStart"/>
+      <w:r>
+        <w:t>return</w:t>
+      </w:r>
+      <w:proofErr w:type="spellEnd"/>
+      <w:r>
+        <w:t xml:space="preserve"> </w:t>
+      </w:r>
+      <w:proofErr w:type="spellStart"/>
+      <w:r>
+        <w:t>res</w:t>
+      </w:r>
+      <w:proofErr w:type="spellEnd"/>
+    </w:p>
+    <w:p/>
+    <w:p/>
+    <w:p>
+      <w:r>
+        <w:t># Матрица линейного преобразования</w:t>
+      </w:r>
+    </w:p>
+    <w:p>
+      <w:r>
+        <w:t>L = [</w:t>
+      </w:r>
+    </w:p>
+    <w:p>
+      <w:r>
+        <w:t xml:space="preserve">    [1, 0, 0],</w:t>
+      </w:r>
+    </w:p>
+    <w:p>
+      <w:r>
+        <w:t xml:space="preserve">    [0, 1, 1],</w:t>
+      </w:r>
+    </w:p>
+    <w:p>
+      <w:r>
+        <w:t xml:space="preserve">    [1, 0, 1]</w:t>
+      </w:r>
+    </w:p>
+    <w:p>
+      <w:r>
+        <w:t>]</w:t>
+      </w:r>
+    </w:p>
+    <w:p/>
+    <w:p>
+      <w:r>
+        <w:t># Вектор, порождающий подпространство U</w:t>
+      </w:r>
+    </w:p>
+    <w:p>
+      <w:r>
+        <w:t>v = [0, 1, 0]</w:t>
+      </w:r>
+    </w:p>
+    <w:p/>
+    <w:p>
+      <w:r>
+        <w:t># Применим L к v</w:t>
+      </w:r>
+    </w:p>
+    <w:p>
+      <w:proofErr w:type="spellStart"/>
+      <w:r>
+        <w:t>Lv</w:t>
+      </w:r>
+      <w:proofErr w:type="spellEnd"/>
+      <w:r>
+        <w:t xml:space="preserve"> = </w:t>
+      </w:r>
+      <w:proofErr w:type="spellStart"/>
+      <w:r>
+        <w:t>mat_vec_mul</w:t>
+      </w:r>
+      <w:proofErr w:type="spellEnd"/>
+      <w:r>
+        <w:t>(L, v)</w:t>
+      </w:r>
+    </w:p>
+    <w:p/>
     <w:p>
       <w:pPr>
         <w:rPr>
@@ -2795,7 +3833,29 @@
         <w:rPr>
           <w:lang w:val="en-US"/>
         </w:rPr>
-        <w:t xml:space="preserve">            return p, q</w:t>
+        <w:t>print("</w:t>
+      </w:r>
+      <w:r>
+        <w:t>Матрица</w:t>
+      </w:r>
+      <w:r>
+        <w:rPr>
+          <w:lang w:val="en-US"/>
+        </w:rPr>
+        <w:t xml:space="preserve"> L:")</w:t>
+      </w:r>
+    </w:p>
+    <w:p>
+      <w:pPr>
+        <w:rPr>
+          <w:lang w:val="en-US"/>
+        </w:rPr>
+      </w:pPr>
+      <w:r>
+        <w:rPr>
+          <w:lang w:val="en-US"/>
+        </w:rPr>
+        <w:t>for row in L:</w:t>
       </w:r>
     </w:p>
     <w:p>
@@ -2807,64 +3867,101 @@
       </w:r>
       <w:proofErr w:type="spellStart"/>
       <w:r>
-        <w:t>raise</w:t>
+        <w:t>print</w:t>
+      </w:r>
+      <w:proofErr w:type="spellEnd"/>
+      <w:r>
+        <w:t>(</w:t>
+      </w:r>
+      <w:proofErr w:type="spellStart"/>
+      <w:r>
+        <w:t>row</w:t>
+      </w:r>
+      <w:proofErr w:type="spellEnd"/>
+      <w:r>
+        <w:t>)</w:t>
+      </w:r>
+    </w:p>
+    <w:p/>
+    <w:p>
+      <w:proofErr w:type="spellStart"/>
+      <w:r>
+        <w:t>print</w:t>
+      </w:r>
+      <w:proofErr w:type="spellEnd"/>
+      <w:r>
+        <w:t>("\</w:t>
+      </w:r>
+      <w:proofErr w:type="spellStart"/>
+      <w:r>
+        <w:t>nПорождающий</w:t>
+      </w:r>
+      <w:proofErr w:type="spellEnd"/>
+      <w:r>
+        <w:t xml:space="preserve"> вектор v =", v)</w:t>
+      </w:r>
+    </w:p>
+    <w:p>
+      <w:proofErr w:type="spellStart"/>
+      <w:r>
+        <w:t>print</w:t>
+      </w:r>
+      <w:proofErr w:type="spellEnd"/>
+      <w:r>
+        <w:t xml:space="preserve">("L(v) =", </w:t>
+      </w:r>
+      <w:proofErr w:type="spellStart"/>
+      <w:r>
+        <w:t>Lv</w:t>
+      </w:r>
+      <w:proofErr w:type="spellEnd"/>
+      <w:r>
+        <w:t>)</w:t>
+      </w:r>
+    </w:p>
+    <w:p/>
+    <w:p>
+      <w:r>
+        <w:t># Проверка: если L(v) = v, то подпространство &lt;v&gt; инвариантно</w:t>
+      </w:r>
+    </w:p>
+    <w:p>
+      <w:proofErr w:type="spellStart"/>
+      <w:r>
+        <w:t>if</w:t>
       </w:r>
       <w:proofErr w:type="spellEnd"/>
       <w:r>
         <w:t xml:space="preserve"> </w:t>
       </w:r>
       <w:proofErr w:type="spellStart"/>
-      <w:proofErr w:type="gramStart"/>
-      <w:r>
-        <w:t>ValueError</w:t>
-      </w:r>
-      <w:proofErr w:type="spellEnd"/>
-      <w:r>
-        <w:t>(</w:t>
-      </w:r>
-      <w:proofErr w:type="gramEnd"/>
-      <w:r>
-        <w:t>"Не удалось разложить n на два множителя")</w:t>
-      </w:r>
-    </w:p>
-    <w:p/>
-    <w:p/>
-    <w:p>
-      <w:pPr>
-        <w:rPr>
-          <w:lang w:val="en-US"/>
-        </w:rPr>
-      </w:pPr>
-      <w:r>
-        <w:rPr>
-          <w:lang w:val="en-US"/>
-        </w:rPr>
-        <w:t xml:space="preserve">def </w:t>
-      </w:r>
-      <w:proofErr w:type="spellStart"/>
-      <w:r>
-        <w:rPr>
-          <w:lang w:val="en-US"/>
-        </w:rPr>
-        <w:t>egcd</w:t>
-      </w:r>
-      <w:proofErr w:type="spellEnd"/>
-      <w:r>
-        <w:rPr>
-          <w:lang w:val="en-US"/>
-        </w:rPr>
-        <w:t>(a: int, b: int):</w:t>
-      </w:r>
-    </w:p>
-    <w:p>
-      <w:r>
-        <w:rPr>
-          <w:lang w:val="en-US"/>
-        </w:rPr>
+      <w:r>
+        <w:t>Lv</w:t>
+      </w:r>
+      <w:proofErr w:type="spellEnd"/>
+      <w:r>
+        <w:t xml:space="preserve"> == v:</w:t>
+      </w:r>
+    </w:p>
+    <w:p>
+      <w:r>
         <w:t xml:space="preserve">    </w:t>
       </w:r>
-      <w:r>
-        <w:t>"""Расширенный алгоритм Евклида."""</w:t>
+      <w:proofErr w:type="spellStart"/>
+      <w:r>
+        <w:t>print</w:t>
+      </w:r>
+      <w:proofErr w:type="spellEnd"/>
+      <w:r>
+        <w:t>("\</w:t>
+      </w:r>
+      <w:proofErr w:type="spellStart"/>
+      <w:r>
+        <w:t>nПодпространство</w:t>
+      </w:r>
+      <w:proofErr w:type="spellEnd"/>
+      <w:r>
+        <w:t xml:space="preserve"> &lt;(0,1,0)^T&gt; инвариантно.")</w:t>
       </w:r>
     </w:p>
     <w:p>
@@ -2873,525 +3970,45 @@
       </w:r>
       <w:proofErr w:type="spellStart"/>
       <w:r>
-        <w:t>if</w:t>
-      </w:r>
-      <w:proofErr w:type="spellEnd"/>
-      <w:r>
-        <w:t xml:space="preserve"> b == 0:</w:t>
-      </w:r>
-    </w:p>
-    <w:p>
-      <w:pPr>
-        <w:rPr>
-          <w:lang w:val="en-US"/>
-        </w:rPr>
-      </w:pPr>
-      <w:r>
-        <w:t xml:space="preserve">        </w:t>
-      </w:r>
-      <w:r>
-        <w:rPr>
-          <w:lang w:val="en-US"/>
-        </w:rPr>
-        <w:t>return a, 1, 0</w:t>
-      </w:r>
-    </w:p>
-    <w:p>
-      <w:pPr>
-        <w:rPr>
-          <w:lang w:val="en-US"/>
-        </w:rPr>
-      </w:pPr>
-      <w:r>
-        <w:rPr>
-          <w:lang w:val="en-US"/>
-        </w:rPr>
-        <w:t xml:space="preserve">    g, x1, y1 = </w:t>
-      </w:r>
-      <w:proofErr w:type="spellStart"/>
-      <w:r>
-        <w:rPr>
-          <w:lang w:val="en-US"/>
-        </w:rPr>
-        <w:t>egcd</w:t>
-      </w:r>
-      <w:proofErr w:type="spellEnd"/>
-      <w:r>
-        <w:rPr>
-          <w:lang w:val="en-US"/>
-        </w:rPr>
-        <w:t>(b, a % b)</w:t>
-      </w:r>
-    </w:p>
-    <w:p>
-      <w:pPr>
-        <w:rPr>
-          <w:lang w:val="en-US"/>
-        </w:rPr>
-      </w:pPr>
-      <w:r>
-        <w:rPr>
-          <w:lang w:val="en-US"/>
-        </w:rPr>
-        <w:t xml:space="preserve">    x = y1</w:t>
-      </w:r>
-    </w:p>
-    <w:p>
-      <w:pPr>
-        <w:rPr>
-          <w:lang w:val="en-US"/>
-        </w:rPr>
-      </w:pPr>
-      <w:r>
-        <w:rPr>
-          <w:lang w:val="en-US"/>
-        </w:rPr>
-        <w:t xml:space="preserve">    y = x1 - (a // b) * y1</w:t>
-      </w:r>
-    </w:p>
-    <w:p>
-      <w:pPr>
-        <w:rPr>
-          <w:lang w:val="en-US"/>
-        </w:rPr>
-      </w:pPr>
-      <w:r>
-        <w:rPr>
-          <w:lang w:val="en-US"/>
-        </w:rPr>
-        <w:t xml:space="preserve">    return g, x, y</w:t>
-      </w:r>
-    </w:p>
-    <w:p>
-      <w:pPr>
-        <w:rPr>
-          <w:lang w:val="en-US"/>
-        </w:rPr>
-      </w:pPr>
-    </w:p>
-    <w:p>
-      <w:pPr>
-        <w:rPr>
-          <w:lang w:val="en-US"/>
-        </w:rPr>
-      </w:pPr>
-    </w:p>
-    <w:p>
-      <w:pPr>
-        <w:rPr>
-          <w:lang w:val="en-US"/>
-        </w:rPr>
-      </w:pPr>
-      <w:r>
-        <w:rPr>
-          <w:lang w:val="en-US"/>
-        </w:rPr>
-        <w:t xml:space="preserve">def </w:t>
-      </w:r>
-      <w:proofErr w:type="spellStart"/>
-      <w:r>
-        <w:rPr>
-          <w:lang w:val="en-US"/>
-        </w:rPr>
-        <w:t>mod_inverse</w:t>
-      </w:r>
-      <w:proofErr w:type="spellEnd"/>
-      <w:r>
-        <w:rPr>
-          <w:lang w:val="en-US"/>
-        </w:rPr>
-        <w:t>(a: int, m: int) -&gt; int:</w:t>
-      </w:r>
-    </w:p>
-    <w:p>
-      <w:r>
-        <w:rPr>
-          <w:lang w:val="en-US"/>
-        </w:rPr>
+        <w:t>print</w:t>
+      </w:r>
+      <w:proofErr w:type="spellEnd"/>
+      <w:r>
+        <w:t>("Ответ: (0,1,0)^T")</w:t>
+      </w:r>
+    </w:p>
+    <w:p>
+      <w:proofErr w:type="spellStart"/>
+      <w:r>
+        <w:t>else</w:t>
+      </w:r>
+      <w:proofErr w:type="spellEnd"/>
+      <w:r>
+        <w:t>:</w:t>
+      </w:r>
+    </w:p>
+    <w:p>
+      <w:r>
         <w:t xml:space="preserve">    </w:t>
       </w:r>
-      <w:r>
-        <w:t>"""Находит обратный элемент a</w:t>
-      </w:r>
-      <w:proofErr w:type="gramStart"/>
-      <w:r>
-        <w:t>^(</w:t>
-      </w:r>
-      <w:proofErr w:type="gramEnd"/>
-      <w:r>
-        <w:t xml:space="preserve">-1) </w:t>
-      </w:r>
-      <w:proofErr w:type="spellStart"/>
-      <w:r>
-        <w:t>mod</w:t>
-      </w:r>
-      <w:proofErr w:type="spellEnd"/>
-      <w:r>
-        <w:t xml:space="preserve"> m."""</w:t>
-      </w:r>
-    </w:p>
-    <w:p>
-      <w:pPr>
-        <w:rPr>
-          <w:lang w:val="en-US"/>
-        </w:rPr>
-      </w:pPr>
-      <w:r>
-        <w:t xml:space="preserve">    </w:t>
-      </w:r>
-      <w:r>
-        <w:rPr>
-          <w:lang w:val="en-US"/>
-        </w:rPr>
-        <w:t xml:space="preserve">g, x, _ = </w:t>
-      </w:r>
-      <w:proofErr w:type="spellStart"/>
-      <w:r>
-        <w:rPr>
-          <w:lang w:val="en-US"/>
-        </w:rPr>
-        <w:t>egcd</w:t>
-      </w:r>
-      <w:proofErr w:type="spellEnd"/>
-      <w:r>
-        <w:rPr>
-          <w:lang w:val="en-US"/>
-        </w:rPr>
-        <w:t>(a, m)</w:t>
-      </w:r>
-    </w:p>
-    <w:p>
-      <w:pPr>
-        <w:rPr>
-          <w:lang w:val="en-US"/>
-        </w:rPr>
-      </w:pPr>
-      <w:r>
-        <w:rPr>
-          <w:lang w:val="en-US"/>
-        </w:rPr>
-        <w:t xml:space="preserve">    if g != 1:</w:t>
-      </w:r>
-    </w:p>
-    <w:p>
-      <w:r>
-        <w:rPr>
-          <w:lang w:val="en-US"/>
-        </w:rPr>
-        <w:t xml:space="preserve">        </w:t>
-      </w:r>
-      <w:proofErr w:type="spellStart"/>
-      <w:r>
-        <w:t>raise</w:t>
-      </w:r>
-      <w:proofErr w:type="spellEnd"/>
-      <w:r>
-        <w:t xml:space="preserve"> </w:t>
-      </w:r>
-      <w:proofErr w:type="spellStart"/>
-      <w:proofErr w:type="gramStart"/>
-      <w:r>
-        <w:t>ValueError</w:t>
-      </w:r>
-      <w:proofErr w:type="spellEnd"/>
-      <w:r>
-        <w:t>(</w:t>
-      </w:r>
-      <w:proofErr w:type="gramEnd"/>
-      <w:r>
-        <w:t>"Обратного элемента не существует")</w:t>
-      </w:r>
-    </w:p>
-    <w:p>
-      <w:r>
-        <w:t xml:space="preserve">    </w:t>
-      </w:r>
-      <w:proofErr w:type="spellStart"/>
-      <w:r>
-        <w:t>return</w:t>
-      </w:r>
-      <w:proofErr w:type="spellEnd"/>
-      <w:r>
-        <w:t xml:space="preserve"> x % m</w:t>
-      </w:r>
-    </w:p>
-    <w:p>
+      <w:proofErr w:type="spellStart"/>
+      <w:r>
+        <w:t>print</w:t>
+      </w:r>
+      <w:proofErr w:type="spellEnd"/>
+      <w:r>
+        <w:t>("\</w:t>
+      </w:r>
+      <w:proofErr w:type="spellStart"/>
+      <w:r>
+        <w:t>nЭто</w:t>
+      </w:r>
+      <w:proofErr w:type="spellEnd"/>
+      <w:r>
+        <w:t xml:space="preserve"> подпространство не является инвариантным.")</w:t>
+      </w:r>
       <w:bookmarkStart w:id="0" w:name="_GoBack"/>
       <w:bookmarkEnd w:id="0"/>
-    </w:p>
-    <w:p>
-      <w:r>
-        <w:t># Данные из условия</w:t>
-      </w:r>
-    </w:p>
-    <w:p>
-      <w:pPr>
-        <w:rPr>
-          <w:lang w:val="en-US"/>
-        </w:rPr>
-      </w:pPr>
-      <w:r>
-        <w:rPr>
-          <w:lang w:val="en-US"/>
-        </w:rPr>
-        <w:t>n = 6319</w:t>
-      </w:r>
-    </w:p>
-    <w:p>
-      <w:pPr>
-        <w:rPr>
-          <w:lang w:val="en-US"/>
-        </w:rPr>
-      </w:pPr>
-      <w:r>
-        <w:rPr>
-          <w:lang w:val="en-US"/>
-        </w:rPr>
-        <w:t>e = 117</w:t>
-      </w:r>
-    </w:p>
-    <w:p>
-      <w:pPr>
-        <w:rPr>
-          <w:lang w:val="en-US"/>
-        </w:rPr>
-      </w:pPr>
-      <w:r>
-        <w:rPr>
-          <w:lang w:val="en-US"/>
-        </w:rPr>
-        <w:t>c = 6316</w:t>
-      </w:r>
-    </w:p>
-    <w:p>
-      <w:pPr>
-        <w:rPr>
-          <w:lang w:val="en-US"/>
-        </w:rPr>
-      </w:pPr>
-    </w:p>
-    <w:p>
-      <w:pPr>
-        <w:rPr>
-          <w:lang w:val="en-US"/>
-        </w:rPr>
-      </w:pPr>
-      <w:r>
-        <w:rPr>
-          <w:lang w:val="en-US"/>
-        </w:rPr>
-        <w:t xml:space="preserve"># 1. </w:t>
-      </w:r>
-      <w:r>
-        <w:t>Разложение</w:t>
-      </w:r>
-      <w:r>
-        <w:rPr>
-          <w:lang w:val="en-US"/>
-        </w:rPr>
-        <w:t xml:space="preserve"> n</w:t>
-      </w:r>
-    </w:p>
-    <w:p>
-      <w:pPr>
-        <w:rPr>
-          <w:lang w:val="en-US"/>
-        </w:rPr>
-      </w:pPr>
-      <w:r>
-        <w:rPr>
-          <w:lang w:val="en-US"/>
-        </w:rPr>
-        <w:t xml:space="preserve">p, q = </w:t>
-      </w:r>
-      <w:proofErr w:type="spellStart"/>
-      <w:r>
-        <w:rPr>
-          <w:lang w:val="en-US"/>
-        </w:rPr>
-        <w:t>factorize_semiprime</w:t>
-      </w:r>
-      <w:proofErr w:type="spellEnd"/>
-      <w:r>
-        <w:rPr>
-          <w:lang w:val="en-US"/>
-        </w:rPr>
-        <w:t>(n)</w:t>
-      </w:r>
-    </w:p>
-    <w:p>
-      <w:pPr>
-        <w:rPr>
-          <w:lang w:val="en-US"/>
-        </w:rPr>
-      </w:pPr>
-    </w:p>
-    <w:p>
-      <w:r>
-        <w:t># 2. Функция Эйлера</w:t>
-      </w:r>
-    </w:p>
-    <w:p>
-      <w:proofErr w:type="spellStart"/>
-      <w:r>
-        <w:t>phi</w:t>
-      </w:r>
-      <w:proofErr w:type="spellEnd"/>
-      <w:r>
-        <w:t xml:space="preserve"> = (p - 1) * (q - 1)</w:t>
-      </w:r>
-    </w:p>
-    <w:p/>
-    <w:p>
-      <w:r>
-        <w:t># 3. Секретная экспонента</w:t>
-      </w:r>
-    </w:p>
-    <w:p>
-      <w:r>
-        <w:t xml:space="preserve">d = </w:t>
-      </w:r>
-      <w:proofErr w:type="spellStart"/>
-      <w:r>
-        <w:t>mod_</w:t>
-      </w:r>
-      <w:proofErr w:type="gramStart"/>
-      <w:r>
-        <w:t>inverse</w:t>
-      </w:r>
-      <w:proofErr w:type="spellEnd"/>
-      <w:r>
-        <w:t>(</w:t>
-      </w:r>
-      <w:proofErr w:type="gramEnd"/>
-      <w:r>
-        <w:t xml:space="preserve">e, </w:t>
-      </w:r>
-      <w:proofErr w:type="spellStart"/>
-      <w:r>
-        <w:t>phi</w:t>
-      </w:r>
-      <w:proofErr w:type="spellEnd"/>
-      <w:r>
-        <w:t>)</w:t>
-      </w:r>
-    </w:p>
-    <w:p/>
-    <w:p>
-      <w:r>
-        <w:t># 4. Расшифрование</w:t>
-      </w:r>
-    </w:p>
-    <w:p>
-      <w:r>
-        <w:t xml:space="preserve">m = </w:t>
-      </w:r>
-      <w:proofErr w:type="spellStart"/>
-      <w:proofErr w:type="gramStart"/>
-      <w:r>
-        <w:t>pow</w:t>
-      </w:r>
-      <w:proofErr w:type="spellEnd"/>
-      <w:r>
-        <w:t>(</w:t>
-      </w:r>
-      <w:proofErr w:type="gramEnd"/>
-      <w:r>
-        <w:t>c, d, n)</w:t>
-      </w:r>
-    </w:p>
-    <w:p/>
-    <w:p>
-      <w:r>
-        <w:t># Вывод</w:t>
-      </w:r>
-    </w:p>
-    <w:p>
-      <w:proofErr w:type="spellStart"/>
-      <w:proofErr w:type="gramStart"/>
-      <w:r>
-        <w:t>print</w:t>
-      </w:r>
-      <w:proofErr w:type="spellEnd"/>
-      <w:r>
-        <w:t>(</w:t>
-      </w:r>
-      <w:proofErr w:type="spellStart"/>
-      <w:proofErr w:type="gramEnd"/>
-      <w:r>
-        <w:t>f"p</w:t>
-      </w:r>
-      <w:proofErr w:type="spellEnd"/>
-      <w:r>
-        <w:t xml:space="preserve"> = {p}, q = {q}")</w:t>
-      </w:r>
-    </w:p>
-    <w:p>
-      <w:pPr>
-        <w:rPr>
-          <w:lang w:val="en-US"/>
-        </w:rPr>
-      </w:pPr>
-      <w:r>
-        <w:rPr>
-          <w:lang w:val="en-US"/>
-        </w:rPr>
-        <w:t>print(</w:t>
-      </w:r>
-      <w:proofErr w:type="spellStart"/>
-      <w:r>
-        <w:rPr>
-          <w:lang w:val="en-US"/>
-        </w:rPr>
-        <w:t>f"phi</w:t>
-      </w:r>
-      <w:proofErr w:type="spellEnd"/>
-      <w:r>
-        <w:rPr>
-          <w:lang w:val="en-US"/>
-        </w:rPr>
-        <w:t>(n) = {phi}")</w:t>
-      </w:r>
-    </w:p>
-    <w:p>
-      <w:proofErr w:type="spellStart"/>
-      <w:proofErr w:type="gramStart"/>
-      <w:r>
-        <w:t>print</w:t>
-      </w:r>
-      <w:proofErr w:type="spellEnd"/>
-      <w:r>
-        <w:t>(</w:t>
-      </w:r>
-      <w:proofErr w:type="spellStart"/>
-      <w:proofErr w:type="gramEnd"/>
-      <w:r>
-        <w:t>f"d</w:t>
-      </w:r>
-      <w:proofErr w:type="spellEnd"/>
-      <w:r>
-        <w:t xml:space="preserve"> = {d}")</w:t>
-      </w:r>
-    </w:p>
-    <w:p>
-      <w:proofErr w:type="spellStart"/>
-      <w:proofErr w:type="gramStart"/>
-      <w:r>
-        <w:t>print</w:t>
-      </w:r>
-      <w:proofErr w:type="spellEnd"/>
-      <w:r>
-        <w:t>(</w:t>
-      </w:r>
-      <w:proofErr w:type="spellStart"/>
-      <w:proofErr w:type="gramEnd"/>
-      <w:r>
-        <w:t>f"Расшифрованное</w:t>
-      </w:r>
-      <w:proofErr w:type="spellEnd"/>
-      <w:r>
-        <w:t xml:space="preserve"> сообщение m = {m:04d}")</w:t>
-      </w:r>
     </w:p>
     <w:sectPr>
       <w:pgSz w:w="11906" w:h="16838"/>
@@ -3575,7 +4192,7 @@
     <w:lsdException w:name="Table Web 2" w:semiHidden="1" w:unhideWhenUsed="1"/>
     <w:lsdException w:name="Table Web 3" w:semiHidden="1" w:unhideWhenUsed="1"/>
     <w:lsdException w:name="Balloon Text" w:semiHidden="1" w:unhideWhenUsed="1"/>
-    <w:lsdException w:name="Table Grid" w:semiHidden="1" w:uiPriority="59" w:unhideWhenUsed="1"/>
+    <w:lsdException w:name="Table Grid" w:uiPriority="59"/>
     <w:lsdException w:name="Table Theme" w:semiHidden="1" w:unhideWhenUsed="1"/>
     <w:lsdException w:name="Placeholder Text" w:semiHidden="1"/>
     <w:lsdException w:name="No Spacing" w:uiPriority="1" w:qFormat="1"/>
